--- a/docs/content/nonparametric_t_tests/nonparametric_t_tests_activity.docx
+++ b/docs/content/nonparametric_t_tests/nonparametric_t_tests_activity.docx
@@ -1494,7 +1494,7 @@
         <w:rPr>
           <w:rStyle w:val="StringTok"/>
         </w:rPr>
-        <w:t xml:space="preserve">"steelblue"</w:t>
+        <w:t xml:space="preserve">"darkblue"</w:t>
       </w:r>
       <w:r>
         <w:rPr>
@@ -1737,7 +1737,7 @@
         <w:rPr>
           <w:rStyle w:val="StringTok"/>
         </w:rPr>
-        <w:t xml:space="preserve">"steelblue"</w:t>
+        <w:t xml:space="preserve">"darkblue"</w:t>
       </w:r>
       <w:r>
         <w:rPr>
@@ -1959,7 +1959,7 @@
         <w:rPr>
           <w:rStyle w:val="StringTok"/>
         </w:rPr>
-        <w:t xml:space="preserve">"steelblue"</w:t>
+        <w:t xml:space="preserve">"darkblue"</w:t>
       </w:r>
       <w:r>
         <w:rPr>

--- a/docs/content/nonparametric_t_tests/nonparametric_t_tests_activity.docx
+++ b/docs/content/nonparametric_t_tests/nonparametric_t_tests_activity.docx
@@ -122,7 +122,7 @@
         <w:pStyle w:val="BlockText"/>
       </w:pPr>
       <w:r>
-        <w:t xml:space="preserve">This worksheet demonstrates statistical analysis of lake trout mass data from Island Lake and NE 12, focusing on: testing assumptions for parametric tests, transforming data when assumptions aren’t met, running several different tests (standard t-test, log-transformed t-test, Welch’s t-test, Mann-Whitney Wilcoxon, permutation test), and interpreting/reporting results properly.</w:t>
+        <w:t xml:space="preserve">I This worksheet demonstrates statistical analysis of lake trout mass data from Island Lake and NE 12, focusing on: testing assumptions for parametric tests, transforming data when assumptions aren’t met, running several different tests (standard t-test, log-transformed t-test, Welch’s t-test, Mann-Whitney Wilcoxon, permutation test), and interpreting/reporting results properly.</w:t>
       </w:r>
     </w:p>
     <w:p>
@@ -11054,7 +11054,720 @@
       </w:r>
     </w:p>
     <w:bookmarkEnd w:id="38"/>
-    <w:bookmarkStart w:id="39" w:name="getting-unstuck"/>
+    <w:bookmarkStart w:id="44" w:name="Xcd47dcb685d0b11a96bdcf0e9ab49b2e708363b"/>
+    <w:p>
+      <w:pPr>
+        <w:pStyle w:val="Heading1"/>
+      </w:pPr>
+      <w:r>
+        <w:t xml:space="preserve">Part 7 · Take-Home Extension — Crayfish Claw Strength</w:t>
+      </w:r>
+    </w:p>
+    <w:p>
+      <w:pPr>
+        <w:pStyle w:val="FirstParagraph"/>
+      </w:pPr>
+      <w:r>
+        <w:rPr>
+          <w:i/>
+          <w:iCs/>
+        </w:rPr>
+        <w:t xml:space="preserve">Due Wednesday, September 30 — before the Study Design &amp; Sampling class.</w:t>
+      </w:r>
+    </w:p>
+    <w:p>
+      <w:pPr>
+        <w:pStyle w:val="BodyText"/>
+      </w:pPr>
+      <w:r>
+        <w:t xml:space="preserve">This time the test itself is the question. You now know five ways to compare two groups — standard t-test, log-transformed t-test, Welch’s t-test, Mann-Whitney, and permutation test. Given a new dataset, you decide which one is appropriate and defend your choice.</w:t>
+      </w:r>
+    </w:p>
+    <w:bookmarkStart w:id="39" w:name="background"/>
+    <w:p>
+      <w:pPr>
+        <w:pStyle w:val="Heading2"/>
+      </w:pPr>
+      <w:r>
+        <w:t xml:space="preserve">Background</w:t>
+      </w:r>
+    </w:p>
+    <w:p>
+      <w:pPr>
+        <w:pStyle w:val="FirstParagraph"/>
+      </w:pPr>
+      <w:r>
+        <w:t xml:space="preserve">Graham &amp; Angilletta (2022) asked whether claw strength in crayfish honestly signals fighting ability. They compared maximum claw strength between stream-dwelling crayfish (which fight often and may use claws to signal) and burrowing crayfish (docile, claws used mainly for digging).</w:t>
+      </w:r>
+    </w:p>
+    <w:p>
+      <w:pPr>
+        <w:pStyle w:val="BodyText"/>
+      </w:pPr>
+      <w:r>
+        <w:rPr>
+          <w:b/>
+          <w:bCs/>
+        </w:rPr>
+        <w:t xml:space="preserve">▶ Run this</w:t>
+      </w:r>
+      <w:r>
+        <w:t xml:space="preserve"> </w:t>
+      </w:r>
+      <w:r>
+        <w:t xml:space="preserve">— load the data and collapse to one claw-strength value per individual. Each crayfish has up to two claws measured (left and right) — you already know from the pine needle data why those can’t be treated as independent observations:</w:t>
+      </w:r>
+    </w:p>
+    <w:p>
+      <w:pPr>
+        <w:pStyle w:val="SourceCode"/>
+      </w:pPr>
+      <w:r>
+        <w:rPr>
+          <w:rStyle w:val="NormalTok"/>
+        </w:rPr>
+        <w:t xml:space="preserve">claw_df </w:t>
+      </w:r>
+      <w:r>
+        <w:rPr>
+          <w:rStyle w:val="OtherTok"/>
+        </w:rPr>
+        <w:t xml:space="preserve">&lt;-</w:t>
+      </w:r>
+      <w:r>
+        <w:rPr>
+          <w:rStyle w:val="NormalTok"/>
+        </w:rPr>
+        <w:t xml:space="preserve"> </w:t>
+      </w:r>
+      <w:r>
+        <w:rPr>
+          <w:rStyle w:val="FunctionTok"/>
+        </w:rPr>
+        <w:t xml:space="preserve">read_csv</w:t>
+      </w:r>
+      <w:r>
+        <w:rPr>
+          <w:rStyle w:val="NormalTok"/>
+        </w:rPr>
+        <w:t xml:space="preserve">(</w:t>
+      </w:r>
+      <w:r>
+        <w:rPr>
+          <w:rStyle w:val="StringTok"/>
+        </w:rPr>
+        <w:t xml:space="preserve">"data/graham_and_angilletta_claw_data.csv"</w:t>
+      </w:r>
+      <w:r>
+        <w:rPr>
+          <w:rStyle w:val="NormalTok"/>
+        </w:rPr>
+        <w:t xml:space="preserve">)</w:t>
+      </w:r>
+      <w:r>
+        <w:br/>
+      </w:r>
+      <w:r>
+        <w:br/>
+      </w:r>
+      <w:r>
+        <w:rPr>
+          <w:rStyle w:val="NormalTok"/>
+        </w:rPr>
+        <w:t xml:space="preserve">crayfish_df </w:t>
+      </w:r>
+      <w:r>
+        <w:rPr>
+          <w:rStyle w:val="OtherTok"/>
+        </w:rPr>
+        <w:t xml:space="preserve">&lt;-</w:t>
+      </w:r>
+      <w:r>
+        <w:rPr>
+          <w:rStyle w:val="NormalTok"/>
+        </w:rPr>
+        <w:t xml:space="preserve"> claw_df </w:t>
+      </w:r>
+      <w:r>
+        <w:rPr>
+          <w:rStyle w:val="SpecialCharTok"/>
+        </w:rPr>
+        <w:t xml:space="preserve">%&gt;%</w:t>
+      </w:r>
+      <w:r>
+        <w:br/>
+      </w:r>
+      <w:r>
+        <w:rPr>
+          <w:rStyle w:val="NormalTok"/>
+        </w:rPr>
+        <w:t xml:space="preserve">  </w:t>
+      </w:r>
+      <w:r>
+        <w:rPr>
+          <w:rStyle w:val="FunctionTok"/>
+        </w:rPr>
+        <w:t xml:space="preserve">group_by</w:t>
+      </w:r>
+      <w:r>
+        <w:rPr>
+          <w:rStyle w:val="NormalTok"/>
+        </w:rPr>
+        <w:t xml:space="preserve">(crayfish.id, lifestyle) </w:t>
+      </w:r>
+      <w:r>
+        <w:rPr>
+          <w:rStyle w:val="SpecialCharTok"/>
+        </w:rPr>
+        <w:t xml:space="preserve">%&gt;%</w:t>
+      </w:r>
+      <w:r>
+        <w:br/>
+      </w:r>
+      <w:r>
+        <w:rPr>
+          <w:rStyle w:val="NormalTok"/>
+        </w:rPr>
+        <w:t xml:space="preserve">  </w:t>
+      </w:r>
+      <w:r>
+        <w:rPr>
+          <w:rStyle w:val="FunctionTok"/>
+        </w:rPr>
+        <w:t xml:space="preserve">summarize</w:t>
+      </w:r>
+      <w:r>
+        <w:rPr>
+          <w:rStyle w:val="NormalTok"/>
+        </w:rPr>
+        <w:t xml:space="preserve">(</w:t>
+      </w:r>
+      <w:r>
+        <w:rPr>
+          <w:rStyle w:val="AttributeTok"/>
+        </w:rPr>
+        <w:t xml:space="preserve">maxclawstr_N =</w:t>
+      </w:r>
+      <w:r>
+        <w:rPr>
+          <w:rStyle w:val="NormalTok"/>
+        </w:rPr>
+        <w:t xml:space="preserve"> </w:t>
+      </w:r>
+      <w:r>
+        <w:rPr>
+          <w:rStyle w:val="FunctionTok"/>
+        </w:rPr>
+        <w:t xml:space="preserve">mean</w:t>
+      </w:r>
+      <w:r>
+        <w:rPr>
+          <w:rStyle w:val="NormalTok"/>
+        </w:rPr>
+        <w:t xml:space="preserve">(maxclawstr.N, </w:t>
+      </w:r>
+      <w:r>
+        <w:rPr>
+          <w:rStyle w:val="AttributeTok"/>
+        </w:rPr>
+        <w:t xml:space="preserve">na.rm =</w:t>
+      </w:r>
+      <w:r>
+        <w:rPr>
+          <w:rStyle w:val="NormalTok"/>
+        </w:rPr>
+        <w:t xml:space="preserve"> </w:t>
+      </w:r>
+      <w:r>
+        <w:rPr>
+          <w:rStyle w:val="ConstantTok"/>
+        </w:rPr>
+        <w:t xml:space="preserve">TRUE</w:t>
+      </w:r>
+      <w:r>
+        <w:rPr>
+          <w:rStyle w:val="NormalTok"/>
+        </w:rPr>
+        <w:t xml:space="preserve">), </w:t>
+      </w:r>
+      <w:r>
+        <w:rPr>
+          <w:rStyle w:val="AttributeTok"/>
+        </w:rPr>
+        <w:t xml:space="preserve">.groups =</w:t>
+      </w:r>
+      <w:r>
+        <w:rPr>
+          <w:rStyle w:val="NormalTok"/>
+        </w:rPr>
+        <w:t xml:space="preserve"> </w:t>
+      </w:r>
+      <w:r>
+        <w:rPr>
+          <w:rStyle w:val="StringTok"/>
+        </w:rPr>
+        <w:t xml:space="preserve">"drop"</w:t>
+      </w:r>
+      <w:r>
+        <w:rPr>
+          <w:rStyle w:val="NormalTok"/>
+        </w:rPr>
+        <w:t xml:space="preserve">)</w:t>
+      </w:r>
+      <w:r>
+        <w:br/>
+      </w:r>
+      <w:r>
+        <w:br/>
+      </w:r>
+      <w:r>
+        <w:rPr>
+          <w:rStyle w:val="FunctionTok"/>
+        </w:rPr>
+        <w:t xml:space="preserve">head</w:t>
+      </w:r>
+      <w:r>
+        <w:rPr>
+          <w:rStyle w:val="NormalTok"/>
+        </w:rPr>
+        <w:t xml:space="preserve">(crayfish_df)</w:t>
+      </w:r>
+    </w:p>
+    <w:bookmarkEnd w:id="39"/>
+    <w:bookmarkStart w:id="40" w:name="your-task"/>
+    <w:p>
+      <w:pPr>
+        <w:pStyle w:val="Heading2"/>
+      </w:pPr>
+      <w:r>
+        <w:t xml:space="preserve">Your Task</w:t>
+      </w:r>
+    </w:p>
+    <w:p>
+      <w:pPr>
+        <w:pStyle w:val="FirstParagraph"/>
+      </w:pPr>
+      <w:r>
+        <w:rPr>
+          <w:b/>
+          <w:bCs/>
+        </w:rPr>
+        <w:t xml:space="preserve">Question:</w:t>
+      </w:r>
+      <w:r>
+        <w:t xml:space="preserve"> </w:t>
+      </w:r>
+      <w:r>
+        <w:t xml:space="preserve">Does maximum claw strength differ between stream-dwelling and burrowing crayfish?</w:t>
+      </w:r>
+    </w:p>
+    <w:p>
+      <w:pPr>
+        <w:pStyle w:val="BodyText"/>
+      </w:pPr>
+      <w:r>
+        <w:t xml:space="preserve">✏️</w:t>
+      </w:r>
+      <w:r>
+        <w:t xml:space="preserve"> </w:t>
+      </w:r>
+      <w:r>
+        <w:rPr>
+          <w:b/>
+          <w:bCs/>
+        </w:rPr>
+        <w:t xml:space="preserve">Your turn:</w:t>
+      </w:r>
+      <w:r>
+        <w:t xml:space="preserve"> </w:t>
+      </w:r>
+      <w:r>
+        <w:t xml:space="preserve">State your hypotheses. Explore the data yourself — normality, variance, sample size, outliers, whatever you need to check — and decide which test from this unit is the right one for this data. Justify your choice, then run it, interpret the result, and write it up as a proper results sentence.</w:t>
+      </w:r>
+    </w:p>
+    <w:p>
+      <w:pPr>
+        <w:pStyle w:val="SourceCode"/>
+      </w:pPr>
+      <w:r>
+        <w:rPr>
+          <w:rStyle w:val="VerbatimChar"/>
+        </w:rPr>
+        <w:t xml:space="preserve">H0 =</w:t>
+      </w:r>
+      <w:r>
+        <w:br/>
+      </w:r>
+      <w:r>
+        <w:rPr>
+          <w:rStyle w:val="VerbatimChar"/>
+        </w:rPr>
+        <w:t xml:space="preserve">________________________________________________________</w:t>
+      </w:r>
+      <w:r>
+        <w:br/>
+      </w:r>
+      <w:r>
+        <w:rPr>
+          <w:rStyle w:val="VerbatimChar"/>
+        </w:rPr>
+        <w:t xml:space="preserve">Ha =</w:t>
+      </w:r>
+      <w:r>
+        <w:br/>
+      </w:r>
+      <w:r>
+        <w:rPr>
+          <w:rStyle w:val="VerbatimChar"/>
+        </w:rPr>
+        <w:t xml:space="preserve">________________________________________________________</w:t>
+      </w:r>
+      <w:r>
+        <w:br/>
+      </w:r>
+      <w:r>
+        <w:rPr>
+          <w:rStyle w:val="VerbatimChar"/>
+        </w:rPr>
+        <w:t xml:space="preserve">Test I will use and why:</w:t>
+      </w:r>
+      <w:r>
+        <w:br/>
+      </w:r>
+      <w:r>
+        <w:rPr>
+          <w:rStyle w:val="VerbatimChar"/>
+        </w:rPr>
+        <w:t xml:space="preserve">________________________________________________________</w:t>
+      </w:r>
+    </w:p>
+    <w:p>
+      <w:pPr>
+        <w:pStyle w:val="SourceCode"/>
+      </w:pPr>
+      <w:r>
+        <w:rPr>
+          <w:rStyle w:val="CommentTok"/>
+        </w:rPr>
+        <w:t xml:space="preserve"># Write your code here:</w:t>
+      </w:r>
+    </w:p>
+    <w:p>
+      <w:pPr>
+        <w:pStyle w:val="SourceCode"/>
+      </w:pPr>
+      <w:r>
+        <w:rPr>
+          <w:rStyle w:val="VerbatimChar"/>
+        </w:rPr>
+        <w:t xml:space="preserve">Interpretation:</w:t>
+      </w:r>
+      <w:r>
+        <w:br/>
+      </w:r>
+      <w:r>
+        <w:rPr>
+          <w:rStyle w:val="VerbatimChar"/>
+        </w:rPr>
+        <w:t xml:space="preserve">________________________________________________________</w:t>
+      </w:r>
+      <w:r>
+        <w:br/>
+      </w:r>
+      <w:r>
+        <w:rPr>
+          <w:rStyle w:val="VerbatimChar"/>
+        </w:rPr>
+        <w:t xml:space="preserve">________________________________________________________</w:t>
+      </w:r>
+      <w:r>
+        <w:br/>
+      </w:r>
+      <w:r>
+        <w:br/>
+      </w:r>
+      <w:r>
+        <w:rPr>
+          <w:rStyle w:val="VerbatimChar"/>
+        </w:rPr>
+        <w:t xml:space="preserve">Results sentence:</w:t>
+      </w:r>
+      <w:r>
+        <w:br/>
+      </w:r>
+      <w:r>
+        <w:rPr>
+          <w:rStyle w:val="VerbatimChar"/>
+        </w:rPr>
+        <w:t xml:space="preserve">________________________________________________________</w:t>
+      </w:r>
+    </w:p>
+    <w:bookmarkEnd w:id="40"/>
+    <w:bookmarkStart w:id="43" w:name="final-figure"/>
+    <w:p>
+      <w:pPr>
+        <w:pStyle w:val="Heading2"/>
+      </w:pPr>
+      <w:r>
+        <w:t xml:space="preserve">Final Figure</w:t>
+      </w:r>
+    </w:p>
+    <w:p>
+      <w:pPr>
+        <w:pStyle w:val="FirstParagraph"/>
+      </w:pPr>
+      <w:r>
+        <w:t xml:space="preserve">Produce one publication-quality figure comparing claw strength between the two lifestyles — proper axis labels, no default</w:t>
+      </w:r>
+      <w:r>
+        <w:t xml:space="preserve"> </w:t>
+      </w:r>
+      <w:r>
+        <w:rPr>
+          <w:rStyle w:val="VerbatimChar"/>
+        </w:rPr>
+        <w:t xml:space="preserve">ggplot</w:t>
+      </w:r>
+      <w:r>
+        <w:t xml:space="preserve"> </w:t>
+      </w:r>
+      <w:r>
+        <w:t xml:space="preserve">grey background — and export it with</w:t>
+      </w:r>
+      <w:r>
+        <w:t xml:space="preserve"> </w:t>
+      </w:r>
+      <w:r>
+        <w:rPr>
+          <w:rStyle w:val="VerbatimChar"/>
+        </w:rPr>
+        <w:t xml:space="preserve">ggsave()</w:t>
+      </w:r>
+      <w:r>
+        <w:t xml:space="preserve">.</w:t>
+      </w:r>
+    </w:p>
+    <w:p>
+      <w:pPr>
+        <w:pStyle w:val="SourceCode"/>
+      </w:pPr>
+      <w:r>
+        <w:rPr>
+          <w:rStyle w:val="CommentTok"/>
+        </w:rPr>
+        <w:t xml:space="preserve"># Write your code here:</w:t>
+      </w:r>
+    </w:p>
+    <w:tbl>
+      <w:tblPr>
+        <w:tblStyle w:val="Table"/>
+        <w:tblLook w:firstRow="0" w:lastRow="0" w:firstColumn="0" w:lastColumn="0" w:noHBand="0" w:noVBand="0" w:val="0000"/>
+        <w:tblBorders>
+          <w:top w:val="single" w:sz="4" w:space="0" w:color="0758E5"/>
+          <w:left w:val="single" w:sz="24" w:space="0" w:color="0758E5"/>
+          <w:bottom w:val="single" w:sz="4" w:space="0" w:color="0758E5"/>
+          <w:right w:val="single" w:sz="4" w:space="0" w:color="0758E5"/>
+        </w:tblBorders>
+        <w:tblCellMar>
+          <w:left w:w="144" w:type="dxa"/>
+          <w:right w:w="144" w:type="dxa"/>
+        </w:tblCellMar>
+        <w:tblLook w:firstRow="0" w:lastRow="0" w:firstColumn="0" w:lastColumn="0" w:noHBand="0" w:noVBand="0" w:val="0000"/>
+      </w:tblPr>
+      <w:tr>
+        <w:trPr>
+          <w:cantSplit/>
+        </w:trPr>
+        <w:tc>
+          <w:tcPr>
+            <w:shd w:color="auto" w:fill="dae6fb" w:val="clear"/>
+            <w:tcMar>
+              <w:top w:w="92" w:type="dxa"/>
+              <w:bottom w:w="92" w:type="dxa"/>
+            </w:tcMar>
+          </w:tcPr>
+          <w:p>
+            <w:pPr>
+              <w:pStyle w:val="FirstParagraph"/>
+            </w:pPr>
+            <w:pPr>
+              <w:spacing w:before="0" w:after="0"/>
+              <w:textAlignment w:val="center"/>
+            </w:pPr>
+            <w:r>
+              <w:drawing>
+                <wp:inline>
+                  <wp:extent cx="152400" cy="152400"/>
+                  <wp:effectExtent b="0" l="0" r="0" t="0"/>
+                  <wp:docPr descr="" title="" id="41" name="Picture"/>
+                  <a:graphic>
+                    <a:graphicData uri="http://schemas.openxmlformats.org/drawingml/2006/picture">
+                      <pic:pic>
+                        <pic:nvPicPr>
+                          <pic:cNvPr descr="/Applications/Positron.app/Contents/Resources/app/quarto/share/formats/docx/note.png" id="42" name="Picture"/>
+                          <pic:cNvPicPr>
+                            <a:picLocks noChangeArrowheads="1" noChangeAspect="1"/>
+                          </pic:cNvPicPr>
+                        </pic:nvPicPr>
+                        <pic:blipFill>
+                          <a:blip r:embed="rId24"/>
+                          <a:stretch>
+                            <a:fillRect/>
+                          </a:stretch>
+                        </pic:blipFill>
+                        <pic:spPr bwMode="auto">
+                          <a:xfrm>
+                            <a:off x="0" y="0"/>
+                            <a:ext cx="152400" cy="152400"/>
+                          </a:xfrm>
+                          <a:prstGeom prst="rect">
+                            <a:avLst/>
+                          </a:prstGeom>
+                          <a:noFill/>
+                          <a:ln w="9525">
+                            <a:noFill/>
+                            <a:headEnd/>
+                            <a:tailEnd/>
+                          </a:ln>
+                        </pic:spPr>
+                      </pic:pic>
+                    </a:graphicData>
+                  </a:graphic>
+                </wp:inline>
+              </w:drawing>
+            </w:r>
+            <w:r>
+              <w:t xml:space="preserve"> </w:t>
+            </w:r>
+            <w:r>
+              <w:t xml:space="preserve"> </w:t>
+            </w:r>
+            <w:r>
+              <w:t xml:space="preserve">Note</w:t>
+            </w:r>
+          </w:p>
+        </w:tc>
+      </w:tr>
+      <w:tr>
+        <w:trPr>
+          <w:cantSplit/>
+        </w:trPr>
+        <w:tc>
+          <w:tcPr>
+            <w:tcMar>
+              <w:top w:w="108" w:type="dxa"/>
+              <w:bottom w:w="108" w:type="dxa"/>
+            </w:tcMar>
+          </w:tcPr>
+          <w:p>
+            <w:pPr>
+              <w:pStyle w:val="BodyText"/>
+            </w:pPr>
+            <w:pPr>
+              <w:spacing w:before="16"/>
+            </w:pPr>
+            <w:r>
+              <w:rPr>
+                <w:b/>
+                <w:bCs/>
+              </w:rPr>
+              <w:t xml:space="preserve">📤 What to turn in — due Sept 30</w:t>
+            </w:r>
+          </w:p>
+          <w:p>
+            <w:pPr>
+              <w:pStyle w:val="BodyText"/>
+            </w:pPr>
+            <w:r>
+              <w:t xml:space="preserve">Your write-up should include:</w:t>
+            </w:r>
+          </w:p>
+          <w:p>
+            <w:pPr>
+              <w:pStyle w:val="Compact"/>
+              <w:numPr>
+                <w:ilvl w:val="0"/>
+                <w:numId w:val="1011"/>
+              </w:numPr>
+            </w:pPr>
+            <w:r>
+              <w:t xml:space="preserve">The question</w:t>
+            </w:r>
+          </w:p>
+          <w:p>
+            <w:pPr>
+              <w:pStyle w:val="Compact"/>
+              <w:numPr>
+                <w:ilvl w:val="0"/>
+                <w:numId w:val="1012"/>
+              </w:numPr>
+            </w:pPr>
+            <w:r>
+              <w:t xml:space="preserve">Your hypotheses</w:t>
+            </w:r>
+          </w:p>
+          <w:p>
+            <w:pPr>
+              <w:pStyle w:val="Compact"/>
+              <w:numPr>
+                <w:ilvl w:val="0"/>
+                <w:numId w:val="1013"/>
+              </w:numPr>
+            </w:pPr>
+            <w:r>
+              <w:t xml:space="preserve">Which test you used, and your justification for choosing it</w:t>
+            </w:r>
+          </w:p>
+          <w:p>
+            <w:pPr>
+              <w:pStyle w:val="Compact"/>
+              <w:numPr>
+                <w:ilvl w:val="0"/>
+                <w:numId w:val="1014"/>
+              </w:numPr>
+            </w:pPr>
+            <w:r>
+              <w:t xml:space="preserve">The code and its output</w:t>
+            </w:r>
+          </w:p>
+          <w:p>
+            <w:pPr>
+              <w:pStyle w:val="Compact"/>
+              <w:numPr>
+                <w:ilvl w:val="0"/>
+                <w:numId w:val="1015"/>
+              </w:numPr>
+            </w:pPr>
+            <w:r>
+              <w:t xml:space="preserve">Your interpretation of the result</w:t>
+            </w:r>
+          </w:p>
+          <w:p>
+            <w:pPr>
+              <w:pStyle w:val="Compact"/>
+              <w:numPr>
+                <w:ilvl w:val="0"/>
+                <w:numId w:val="1016"/>
+              </w:numPr>
+            </w:pPr>
+            <w:r>
+              <w:t xml:space="preserve">A final figure showing the result</w:t>
+            </w:r>
+          </w:p>
+          <w:p/>
+        </w:tc>
+      </w:tr>
+    </w:tbl>
+    <w:p>
+      <w:r>
+        <w:pict>
+          <v:rect style="width:0;height:1.5pt" o:hralign="center" o:hrstd="t" o:hr="t"/>
+        </w:pict>
+      </w:r>
+    </w:p>
+    <w:bookmarkEnd w:id="43"/>
+    <w:bookmarkEnd w:id="44"/>
+    <w:bookmarkStart w:id="45" w:name="getting-unstuck"/>
     <w:p>
       <w:pPr>
         <w:pStyle w:val="Heading1"/>
@@ -11076,7 +11789,7 @@
         <w:pStyle w:val="Compact"/>
         <w:numPr>
           <w:ilvl w:val="0"/>
-          <w:numId w:val="1011"/>
+          <w:numId w:val="1017"/>
         </w:numPr>
       </w:pPr>
       <w:r>
@@ -11098,7 +11811,7 @@
         <w:pStyle w:val="Compact"/>
         <w:numPr>
           <w:ilvl w:val="0"/>
-          <w:numId w:val="1011"/>
+          <w:numId w:val="1017"/>
         </w:numPr>
       </w:pPr>
       <w:r>
@@ -11214,7 +11927,7 @@
         <w:pStyle w:val="Compact"/>
         <w:numPr>
           <w:ilvl w:val="0"/>
-          <w:numId w:val="1011"/>
+          <w:numId w:val="1017"/>
         </w:numPr>
       </w:pPr>
       <w:r>
@@ -11235,7 +11948,7 @@
         <w:pStyle w:val="Compact"/>
         <w:numPr>
           <w:ilvl w:val="0"/>
-          <w:numId w:val="1011"/>
+          <w:numId w:val="1017"/>
         </w:numPr>
       </w:pPr>
       <w:r>
@@ -11283,7 +11996,7 @@
         </w:pict>
       </w:r>
     </w:p>
-    <w:bookmarkEnd w:id="39"/>
+    <w:bookmarkEnd w:id="45"/>
     <w:sectPr>
       <w:pgSz w:h="15840" w:w="12240"/>
       <w:pgMar w:bottom="1440" w:footer="720" w:gutter="0" w:header="720" w:left="1440" w:right="1440" w:top="1440"/>
@@ -11774,6 +12487,24 @@
     </w:lvlOverride>
   </w:num>
   <w:num w:numId="1011">
+    <w:abstractNumId w:val="992"/>
+  </w:num>
+  <w:num w:numId="1012">
+    <w:abstractNumId w:val="992"/>
+  </w:num>
+  <w:num w:numId="1013">
+    <w:abstractNumId w:val="992"/>
+  </w:num>
+  <w:num w:numId="1014">
+    <w:abstractNumId w:val="992"/>
+  </w:num>
+  <w:num w:numId="1015">
+    <w:abstractNumId w:val="992"/>
+  </w:num>
+  <w:num w:numId="1016">
+    <w:abstractNumId w:val="992"/>
+  </w:num>
+  <w:num w:numId="1017">
     <w:abstractNumId w:val="99411"/>
     <w:lvlOverride w:ilvl="0">
       <w:startOverride w:val="1"/>
